--- a/Resume/TuNTran_Resume_DataScience.docx
+++ b/Resume/TuNTran_Resume_DataScience.docx
@@ -23,7 +23,21 @@
         <w:jc w:val="center"/>
       </w:pPr>
       <w:r>
-        <w:t>Houston, TX | (346) 515-0455 | ttran177@uh.edu| linkedin.com/in/tuntran271299</w:t>
+        <w:t xml:space="preserve">Houston, TX | (346) 515-0455 | </w:t>
+      </w:r>
+      <w:hyperlink r:id="rId5" w:history="1">
+        <w:r>
+          <w:rPr>
+            <w:rStyle w:val="Hyperlink"/>
+          </w:rPr>
+          <w:t>trantunhi99@gmail.com</w:t>
+        </w:r>
+      </w:hyperlink>
+      <w:r>
+        <w:t xml:space="preserve"> </w:t>
+      </w:r>
+      <w:r>
+        <w:t>| linkedin.com/in/tuntran271299</w:t>
       </w:r>
       <w:r>
         <w:t xml:space="preserve"> | </w:t>
@@ -32,7 +46,7 @@
         <w:br/>
         <w:t xml:space="preserve">Portfolio (AI + Data Science): </w:t>
       </w:r>
-      <w:hyperlink r:id="rId5" w:history="1">
+      <w:hyperlink r:id="rId6" w:history="1">
         <w:r>
           <w:rPr>
             <w:rStyle w:val="Hyperlink"/>

--- a/Resume/TuNTran_Resume_DataScience.docx
+++ b/Resume/TuNTran_Resume_DataScience.docx
@@ -1,6 +1,6 @@
 
 <file path=word/document.xml><?xml version="1.0" encoding="utf-8"?>
-<w:document xmlns:wpc="http://schemas.microsoft.com/office/word/2010/wordprocessingCanvas" xmlns:cx="http://schemas.microsoft.com/office/drawing/2014/chartex" xmlns:cx1="http://schemas.microsoft.com/office/drawing/2015/9/8/chartex" xmlns:cx2="http://schemas.microsoft.com/office/drawing/2015/10/21/chartex" xmlns:cx3="http://schemas.microsoft.com/office/drawing/2016/5/9/chartex" xmlns:cx4="http://schemas.microsoft.com/office/drawing/2016/5/10/chartex" xmlns:cx5="http://schemas.microsoft.com/office/drawing/2016/5/11/chartex" xmlns:cx6="http://schemas.microsoft.com/office/drawing/2016/5/12/chartex" xmlns:cx7="http://schemas.microsoft.com/office/drawing/2016/5/13/chartex" xmlns:cx8="http://schemas.microsoft.com/office/drawing/2016/5/14/chartex" xmlns:mc="http://schemas.openxmlformats.org/markup-compatibility/2006" xmlns:aink="http://schemas.microsoft.com/office/drawing/2016/ink" xmlns:am3d="http://schemas.microsoft.com/office/drawing/2017/model3d" xmlns:o="urn:schemas-microsoft-com:office:office" xmlns:oel="http://schemas.microsoft.com/office/2019/extlst" xmlns:r="http://schemas.openxmlformats.org/officeDocument/2006/relationships" xmlns:m="http://schemas.openxmlformats.org/officeDocument/2006/math" xmlns:v="urn:schemas-microsoft-com:vml" xmlns:wp14="http://schemas.microsoft.com/office/word/2010/wordprocessingDrawing" xmlns:wp="http://schemas.openxmlformats.org/drawingml/2006/wordprocessingDrawing" xmlns:w10="urn:schemas-microsoft-com:office:word" xmlns:w="http://schemas.openxmlformats.org/wordprocessingml/2006/main" xmlns:w14="http://schemas.microsoft.com/office/word/2010/wordml" xmlns:w15="http://schemas.microsoft.com/office/word/2012/wordml" xmlns:w16cex="http://schemas.microsoft.com/office/word/2018/wordml/cex" xmlns:w16cid="http://schemas.microsoft.com/office/word/2016/wordml/cid" xmlns:w16="http://schemas.microsoft.com/office/word/2018/wordml" xmlns:w16du="http://schemas.microsoft.com/office/word/2023/wordml/word16du" xmlns:w16sdtdh="http://schemas.microsoft.com/office/word/2020/wordml/sdtdatahash" xmlns:w16sdtfl="http://schemas.microsoft.com/office/word/2024/wordml/sdtformatlock" xmlns:w16se="http://schemas.microsoft.com/office/word/2015/wordml/symex" xmlns:wpg="http://schemas.microsoft.com/office/word/2010/wordprocessingGroup" xmlns:wpi="http://schemas.microsoft.com/office/word/2010/wordprocessingInk" xmlns:wne="http://schemas.microsoft.com/office/word/2006/wordml" xmlns:wps="http://schemas.microsoft.com/office/word/2010/wordprocessingShape" mc:Ignorable="w14 w15 w16se w16cid w16 w16cex w16sdtdh w16sdtfl w16du wp14">
+<w:document xmlns:wpc="http://schemas.microsoft.com/office/word/2010/wordprocessingCanvas" xmlns:cx="http://schemas.microsoft.com/office/drawing/2014/chartex" xmlns:cx1="http://schemas.microsoft.com/office/drawing/2015/9/8/chartex" xmlns:cx2="http://schemas.microsoft.com/office/drawing/2015/10/21/chartex" xmlns:cx3="http://schemas.microsoft.com/office/drawing/2016/5/9/chartex" xmlns:cx4="http://schemas.microsoft.com/office/drawing/2016/5/10/chartex" xmlns:cx5="http://schemas.microsoft.com/office/drawing/2016/5/11/chartex" xmlns:cx6="http://schemas.microsoft.com/office/drawing/2016/5/12/chartex" xmlns:cx7="http://schemas.microsoft.com/office/drawing/2016/5/13/chartex" xmlns:cx8="http://schemas.microsoft.com/office/drawing/2016/5/14/chartex" xmlns:mc="http://schemas.openxmlformats.org/markup-compatibility/2006" xmlns:m="http://schemas.openxmlformats.org/officeDocument/2006/math" xmlns:aink="http://schemas.microsoft.com/office/drawing/2016/ink" xmlns:am3d="http://schemas.microsoft.com/office/drawing/2017/model3d" xmlns:oel="http://schemas.microsoft.com/office/2019/extlst" xmlns:r="http://schemas.openxmlformats.org/officeDocument/2006/relationships" xmlns:wp14="http://schemas.microsoft.com/office/word/2010/wordprocessingDrawing" xmlns:wp="http://schemas.openxmlformats.org/drawingml/2006/wordprocessingDrawing" xmlns:wpg="http://schemas.microsoft.com/office/word/2010/wordprocessingGroup" xmlns:wpi="http://schemas.microsoft.com/office/word/2010/wordprocessingInk" xmlns:wps="http://schemas.microsoft.com/office/word/2010/wordprocessingShape" xmlns:o="urn:schemas-microsoft-com:office:office" xmlns:v="urn:schemas-microsoft-com:vml" xmlns:w10="urn:schemas-microsoft-com:office:word" xmlns:w="http://schemas.openxmlformats.org/wordprocessingml/2006/main" xmlns:w14="http://schemas.microsoft.com/office/word/2010/wordml" xmlns:w15="http://schemas.microsoft.com/office/word/2012/wordml" xmlns:w16cei="http://schemas.microsoft.com/office/word/2026/wordml/cei" xmlns:w16cex="http://schemas.microsoft.com/office/word/2018/wordml/cex" xmlns:w16cid="http://schemas.microsoft.com/office/word/2016/wordml/cid" xmlns:w16="http://schemas.microsoft.com/office/word/2018/wordml" xmlns:w16sdtdh="http://schemas.microsoft.com/office/word/2020/wordml/sdtdatahash" xmlns:w16sdtfl="http://schemas.microsoft.com/office/word/2024/wordml/sdtformatlock" xmlns:w16se="http://schemas.microsoft.com/office/word/2015/wordml/symex" xmlns:w16du="http://schemas.microsoft.com/office/word/2023/wordml/word16du" xmlns:wne="http://schemas.microsoft.com/office/word/2006/wordml" mc:Ignorable="w14 w15 w16se w16cid w16 w16cex w16sdtdh w16sdtfl w16du wp14">
   <w:body>
     <w:p>
       <w:pPr>
@@ -108,21 +108,19 @@
       </w:r>
       <w:r>
         <w:tab/>
-        <w:t xml:space="preserve">  </w:t>
-      </w:r>
-      <w:proofErr w:type="gramStart"/>
-      <w:r>
-        <w:t xml:space="preserve">   (</w:t>
-      </w:r>
-      <w:proofErr w:type="gramEnd"/>
-      <w:r>
-        <w:t xml:space="preserve">Expected </w:t>
-      </w:r>
-      <w:r>
-        <w:t>January</w:t>
-      </w:r>
-      <w:r>
-        <w:t xml:space="preserve"> 2027) </w:t>
+        <w:t xml:space="preserve">     (Expected </w:t>
+      </w:r>
+      <w:r>
+        <w:t>December</w:t>
+      </w:r>
+      <w:r>
+        <w:t xml:space="preserve"> 202</w:t>
+      </w:r>
+      <w:r>
+        <w:t>6</w:t>
+      </w:r>
+      <w:r>
+        <w:t xml:space="preserve">) </w:t>
       </w:r>
     </w:p>
     <w:p>
@@ -172,7 +170,7 @@
         <w:t>GPA: 3.</w:t>
       </w:r>
       <w:r>
-        <w:t>5</w:t>
+        <w:t>63</w:t>
       </w:r>
       <w:r>
         <w:t xml:space="preserve">  </w:t>
@@ -1040,7 +1038,7 @@
 </file>
 
 <file path=word/numbering.xml><?xml version="1.0" encoding="utf-8"?>
-<w:numbering xmlns:wpc="http://schemas.microsoft.com/office/word/2010/wordprocessingCanvas" xmlns:cx="http://schemas.microsoft.com/office/drawing/2014/chartex" xmlns:cx1="http://schemas.microsoft.com/office/drawing/2015/9/8/chartex" xmlns:cx2="http://schemas.microsoft.com/office/drawing/2015/10/21/chartex" xmlns:cx3="http://schemas.microsoft.com/office/drawing/2016/5/9/chartex" xmlns:cx4="http://schemas.microsoft.com/office/drawing/2016/5/10/chartex" xmlns:cx5="http://schemas.microsoft.com/office/drawing/2016/5/11/chartex" xmlns:cx6="http://schemas.microsoft.com/office/drawing/2016/5/12/chartex" xmlns:cx7="http://schemas.microsoft.com/office/drawing/2016/5/13/chartex" xmlns:cx8="http://schemas.microsoft.com/office/drawing/2016/5/14/chartex" xmlns:mc="http://schemas.openxmlformats.org/markup-compatibility/2006" xmlns:aink="http://schemas.microsoft.com/office/drawing/2016/ink" xmlns:am3d="http://schemas.microsoft.com/office/drawing/2017/model3d" xmlns:o="urn:schemas-microsoft-com:office:office" xmlns:oel="http://schemas.microsoft.com/office/2019/extlst" xmlns:r="http://schemas.openxmlformats.org/officeDocument/2006/relationships" xmlns:m="http://schemas.openxmlformats.org/officeDocument/2006/math" xmlns:v="urn:schemas-microsoft-com:vml" xmlns:wp14="http://schemas.microsoft.com/office/word/2010/wordprocessingDrawing" xmlns:wp="http://schemas.openxmlformats.org/drawingml/2006/wordprocessingDrawing" xmlns:w10="urn:schemas-microsoft-com:office:word" xmlns:w="http://schemas.openxmlformats.org/wordprocessingml/2006/main" xmlns:w14="http://schemas.microsoft.com/office/word/2010/wordml" xmlns:w15="http://schemas.microsoft.com/office/word/2012/wordml" xmlns:w16cex="http://schemas.microsoft.com/office/word/2018/wordml/cex" xmlns:w16cid="http://schemas.microsoft.com/office/word/2016/wordml/cid" xmlns:w16="http://schemas.microsoft.com/office/word/2018/wordml" xmlns:w16du="http://schemas.microsoft.com/office/word/2023/wordml/word16du" xmlns:w16sdtdh="http://schemas.microsoft.com/office/word/2020/wordml/sdtdatahash" xmlns:w16sdtfl="http://schemas.microsoft.com/office/word/2024/wordml/sdtformatlock" xmlns:w16se="http://schemas.microsoft.com/office/word/2015/wordml/symex" xmlns:wpg="http://schemas.microsoft.com/office/word/2010/wordprocessingGroup" xmlns:wpi="http://schemas.microsoft.com/office/word/2010/wordprocessingInk" xmlns:wne="http://schemas.microsoft.com/office/word/2006/wordml" xmlns:wps="http://schemas.microsoft.com/office/word/2010/wordprocessingShape" mc:Ignorable="w14 w15 w16se w16cid w16 w16cex w16sdtdh w16sdtfl w16du wp14">
+<w:numbering xmlns:wpc="http://schemas.microsoft.com/office/word/2010/wordprocessingCanvas" xmlns:cx="http://schemas.microsoft.com/office/drawing/2014/chartex" xmlns:cx1="http://schemas.microsoft.com/office/drawing/2015/9/8/chartex" xmlns:cx2="http://schemas.microsoft.com/office/drawing/2015/10/21/chartex" xmlns:cx3="http://schemas.microsoft.com/office/drawing/2016/5/9/chartex" xmlns:cx4="http://schemas.microsoft.com/office/drawing/2016/5/10/chartex" xmlns:cx5="http://schemas.microsoft.com/office/drawing/2016/5/11/chartex" xmlns:cx6="http://schemas.microsoft.com/office/drawing/2016/5/12/chartex" xmlns:cx7="http://schemas.microsoft.com/office/drawing/2016/5/13/chartex" xmlns:cx8="http://schemas.microsoft.com/office/drawing/2016/5/14/chartex" xmlns:mc="http://schemas.openxmlformats.org/markup-compatibility/2006" xmlns:m="http://schemas.openxmlformats.org/officeDocument/2006/math" xmlns:aink="http://schemas.microsoft.com/office/drawing/2016/ink" xmlns:am3d="http://schemas.microsoft.com/office/drawing/2017/model3d" xmlns:oel="http://schemas.microsoft.com/office/2019/extlst" xmlns:r="http://schemas.openxmlformats.org/officeDocument/2006/relationships" xmlns:wp14="http://schemas.microsoft.com/office/word/2010/wordprocessingDrawing" xmlns:wp="http://schemas.openxmlformats.org/drawingml/2006/wordprocessingDrawing" xmlns:wpg="http://schemas.microsoft.com/office/word/2010/wordprocessingGroup" xmlns:wpi="http://schemas.microsoft.com/office/word/2010/wordprocessingInk" xmlns:wps="http://schemas.microsoft.com/office/word/2010/wordprocessingShape" xmlns:o="urn:schemas-microsoft-com:office:office" xmlns:v="urn:schemas-microsoft-com:vml" xmlns:w10="urn:schemas-microsoft-com:office:word" xmlns:w="http://schemas.openxmlformats.org/wordprocessingml/2006/main" xmlns:w14="http://schemas.microsoft.com/office/word/2010/wordml" xmlns:w15="http://schemas.microsoft.com/office/word/2012/wordml" xmlns:w16cei="http://schemas.microsoft.com/office/word/2026/wordml/cei" xmlns:w16cex="http://schemas.microsoft.com/office/word/2018/wordml/cex" xmlns:w16cid="http://schemas.microsoft.com/office/word/2016/wordml/cid" xmlns:w16="http://schemas.microsoft.com/office/word/2018/wordml" xmlns:w16sdtdh="http://schemas.microsoft.com/office/word/2020/wordml/sdtdatahash" xmlns:w16sdtfl="http://schemas.microsoft.com/office/word/2024/wordml/sdtformatlock" xmlns:w16se="http://schemas.microsoft.com/office/word/2015/wordml/symex" xmlns:w16du="http://schemas.microsoft.com/office/word/2023/wordml/word16du" xmlns:wne="http://schemas.microsoft.com/office/word/2006/wordml" mc:Ignorable="w14 w15 w16se w16cid w16 w16cex w16sdtdh w16sdtfl w16du wp14">
   <w:abstractNum w:abstractNumId="0" w15:restartNumberingAfterBreak="0">
     <w:nsid w:val="064778CE"/>
     <w:multiLevelType w:val="hybridMultilevel"/>
@@ -2540,7 +2538,7 @@
 </file>
 
 <file path=word/styles.xml><?xml version="1.0" encoding="utf-8"?>
-<w:styles xmlns:mc="http://schemas.openxmlformats.org/markup-compatibility/2006" xmlns:r="http://schemas.openxmlformats.org/officeDocument/2006/relationships" xmlns:w="http://schemas.openxmlformats.org/wordprocessingml/2006/main" xmlns:w14="http://schemas.microsoft.com/office/word/2010/wordml" xmlns:w15="http://schemas.microsoft.com/office/word/2012/wordml" xmlns:w16cex="http://schemas.microsoft.com/office/word/2018/wordml/cex" xmlns:w16cid="http://schemas.microsoft.com/office/word/2016/wordml/cid" xmlns:w16="http://schemas.microsoft.com/office/word/2018/wordml" xmlns:w16du="http://schemas.microsoft.com/office/word/2023/wordml/word16du" xmlns:w16sdtdh="http://schemas.microsoft.com/office/word/2020/wordml/sdtdatahash" xmlns:w16sdtfl="http://schemas.microsoft.com/office/word/2024/wordml/sdtformatlock" xmlns:w16se="http://schemas.microsoft.com/office/word/2015/wordml/symex" mc:Ignorable="w14 w15 w16se w16cid w16 w16cex w16sdtdh w16sdtfl w16du">
+<w:styles xmlns:mc="http://schemas.openxmlformats.org/markup-compatibility/2006" xmlns:r="http://schemas.openxmlformats.org/officeDocument/2006/relationships" xmlns:w="http://schemas.openxmlformats.org/wordprocessingml/2006/main" xmlns:w14="http://schemas.microsoft.com/office/word/2010/wordml" xmlns:w15="http://schemas.microsoft.com/office/word/2012/wordml" xmlns:w16cex="http://schemas.microsoft.com/office/word/2018/wordml/cex" xmlns:w16cid="http://schemas.microsoft.com/office/word/2016/wordml/cid" xmlns:w16="http://schemas.microsoft.com/office/word/2018/wordml" xmlns:w16sdtdh="http://schemas.microsoft.com/office/word/2020/wordml/sdtdatahash" xmlns:w16sdtfl="http://schemas.microsoft.com/office/word/2024/wordml/sdtformatlock" xmlns:w16se="http://schemas.microsoft.com/office/word/2015/wordml/symex" xmlns:w16du="http://schemas.microsoft.com/office/word/2023/wordml/word16du" mc:Ignorable="w14 w15 w16se w16cid w16 w16cex w16sdtdh w16sdtfl w16du">
   <w:docDefaults>
     <w:rPrDefault>
       <w:rPr>

--- a/Resume/TuNTran_Resume_DataScience.docx
+++ b/Resume/TuNTran_Resume_DataScience.docx
@@ -30,9 +30,18 @@
           <w:rPr>
             <w:rStyle w:val="Hyperlink"/>
           </w:rPr>
-          <w:t>trantunhi99@gmail.com</w:t>
+          <w:t>ttran247@CougarNet.</w:t>
+        </w:r>
+        <w:r>
+          <w:rPr>
+            <w:rStyle w:val="Hyperlink"/>
+          </w:rPr>
+          <w:t>uh.edu</w:t>
         </w:r>
       </w:hyperlink>
+      <w:r>
+        <w:t xml:space="preserve"> </w:t>
+      </w:r>
       <w:r>
         <w:t xml:space="preserve"> </w:t>
       </w:r>
